--- a/ind/docx/57.content.docx
+++ b/ind/docx/57.content.docx
@@ -370,7 +370,19 @@
         <w:rPr>
           <w:lang w:val="id_ID" w:bidi="id_ID"/>
         </w:rPr>
-        <w:t>Paulus menggunakan istilah “saudara” untuk menyebut seseorang yang memiliki iman yang sama. Terjemahan alternatif: “sesama orang Kristen” atau ‘rekan kita dalam iman’ (Lihat: rc://*/ta/man/translate/figs-metaphor)</w:t>
+        <w:t xml:space="preserve">Paulus menggunakan istilah “saudara” untuk menyebut seseorang yang memiliki iman yang sama. Terjemahan alternatif: “sesama orang Kristen” atau ‘rekan kita dalam iman’ (Lihat: </w:t>
+      </w:r>
+      <w:r>
+        <w:rPr>
+          <w:lang w:val="id_ID" w:bidi="id_ID"/>
+        </w:rPr>
+        <w:t>Metafora</w:t>
+      </w:r>
+      <w:r>
+        <w:rPr>
+          <w:lang w:val="id_ID" w:bidi="id_ID"/>
+        </w:rPr>
+        <w:t>)</w:t>
       </w:r>
       <w:r>
         <w:rPr>
